--- a/backend/tests/test_docs/05_Test_Cases_Online_Library.docx
+++ b/backend/tests/test_docs/05_Test_Cases_Online_Library.docx
@@ -42,7 +42,7 @@
     </w:p>
     <w:p>
       <w:r>
-        <w:t>TC-407: Test Scenario: Book Loan Renewal. Verify loan renewal extends due date by 14 days when no hold exists.</w:t>
+        <w:t>TC-407: Test Scenario: Book Loan Renewal. Verify loan renewal extends due date when no hold exists.</w:t>
       </w:r>
     </w:p>
     <w:p>
@@ -52,7 +52,7 @@
     </w:p>
     <w:p>
       <w:r>
-        <w:t>TC-409: Test Scenario: Loan Quota Enforcement. Verify checkout fails when active loan count equals 5 items.</w:t>
+        <w:t>TC-409: Test Scenario: Mobile Browser Quota Validation. Verify mobile browser view displays active loan count.</w:t>
       </w:r>
     </w:p>
     <w:p>

--- a/backend/tests/test_docs/05_Test_Cases_Online_Library.docx
+++ b/backend/tests/test_docs/05_Test_Cases_Online_Library.docx
@@ -42,7 +42,7 @@
     </w:p>
     <w:p>
       <w:r>
-        <w:t>TC-407: Test Scenario: Book Loan Renewal. Verify loan renewal extends due date when no hold exists.</w:t>
+        <w:t>TC-407: Test Scenario: Inventory Quantity Update. Verify administrator updates book inventory counts accurately.</w:t>
       </w:r>
     </w:p>
     <w:p>
@@ -57,7 +57,7 @@
     </w:p>
     <w:p>
       <w:r>
-        <w:t>TC-410: Test Scenario: Audit Logging. Verify checkout event inserts corresponding record into audit log table.</w:t>
+        <w:t>TC-410: Test Scenario: Digital Content Access. Verify Premium member successfully streams audiobooks and reads eBooks.</w:t>
       </w:r>
     </w:p>
     <w:p>

--- a/backend/tests/test_docs/05_Test_Cases_Online_Library.docx
+++ b/backend/tests/test_docs/05_Test_Cases_Online_Library.docx
@@ -32,7 +32,7 @@
     </w:p>
     <w:p>
       <w:r>
-        <w:t>TC-405: Test Scenario: Monthly Report Generation. Verify circulation PDF export contains total loan metrics.</w:t>
+        <w:t>TC-405: Test Scenario: Reserved Copy Email Dispatch. Verify member receives email notification when reserved book copy becomes available.</w:t>
       </w:r>
     </w:p>
     <w:p>
